--- a/discharge_template.docx
+++ b/discharge_template.docx
@@ -2073,9 +2073,9 @@
                 <w:listItem w:value="Choose an item."/>
                 <w:listItem w:displayText="DR. AISHATH SHAUZAB ZUHURY" w:value="DR. AISHATH SHAUZAB ZUHURY"/>
                 <w:listItem w:displayText="DR. AISHATH YUMNA" w:value="DR. AISHATH YUMNA"/>
-                <w:listItem w:displayText="DR. AISHATH ZEESHAN HASSAN" w:value="DR. AISHATH ZEESHAN HASSAN"/>
                 <w:listItem w:displayText="DR. AMINATH LAMHA" w:value="DR. AMINATH LAMHA"/>
                 <w:listItem w:displayText="DR. AMINATH SAMHA" w:value="DR. AMINATH SAMHA"/>
+                <w:listItem w:displayText="DR. AMINATH WAAFIRA" w:value="DR. AMINATH WAAFIRA"/>
                 <w:listItem w:displayText="DR. FATHIMATH ZAHURA" w:value="DR. FATHIMATH ZAHURA"/>
                 <w:listItem w:displayText="DR. MARYAM HAURA" w:value="DR. MARYAM HAURA"/>
                 <w:listItem w:displayText="DR. NUHAD NASHID" w:value="DR. NUHAD NASHID"/>
@@ -6265,7 +6265,7 @@
       <w:docPartBody>
         <w:p>
           <w:pPr>
-            <w:pStyle w:val="1A99B4502A7B4DC9BA4583E382DD24CF"/>
+            <w:pStyle w:val="1A99B4502A7B4DC9BA4583E382DD24CF1"/>
           </w:pPr>
           <w:r>
             <w:rPr>
@@ -6294,7 +6294,7 @@
       <w:docPartBody>
         <w:p>
           <w:pPr>
-            <w:pStyle w:val="DDA8F70E56B24E9E9AC37F316392B25C"/>
+            <w:pStyle w:val="DDA8F70E56B24E9E9AC37F316392B25C1"/>
           </w:pPr>
           <w:r>
             <w:rPr>
@@ -6323,7 +6323,7 @@
       <w:docPartBody>
         <w:p>
           <w:pPr>
-            <w:pStyle w:val="12D81C672AD644E4B05CDAEF406B7286"/>
+            <w:pStyle w:val="12D81C672AD644E4B05CDAEF406B72861"/>
           </w:pPr>
           <w:r>
             <w:rPr>
@@ -6352,7 +6352,7 @@
     <w:charset w:val="00"/>
     <w:family w:val="swiss"/>
     <w:pitch w:val="variable"/>
-    <w:sig w:usb0="E4002EFF" w:usb1="C000247B" w:usb2="00000009" w:usb3="00000000" w:csb0="000001FF" w:csb1="00000000"/>
+    <w:sig w:usb0="E4002EFF" w:usb1="C200247B" w:usb2="00000009" w:usb3="00000000" w:csb0="000001FF" w:csb1="00000000"/>
   </w:font>
   <w:font w:name="Courier New">
     <w:panose1 w:val="02070309020205020404"/>
@@ -6420,12 +6420,17 @@
     <w:pitch w:val="variable"/>
     <w:sig w:usb0="E00006FF" w:usb1="420024FF" w:usb2="02000000" w:usb3="00000000" w:csb0="0000019F" w:csb1="00000000"/>
   </w:font>
-  <w:font w:name="Calibri Light">
-    <w:panose1 w:val="020F0302020204030204"/>
+  <w:font w:name="Aptos">
     <w:charset w:val="00"/>
     <w:family w:val="swiss"/>
     <w:pitch w:val="variable"/>
-    <w:sig w:usb0="E4002EFF" w:usb1="C000247B" w:usb2="00000009" w:usb3="00000000" w:csb0="000001FF" w:csb1="00000000"/>
+    <w:sig w:usb0="20000287" w:usb1="00000003" w:usb2="00000000" w:usb3="00000000" w:csb0="0000019F" w:csb1="00000000"/>
+  </w:font>
+  <w:font w:name="Aptos Display">
+    <w:charset w:val="00"/>
+    <w:family w:val="swiss"/>
+    <w:pitch w:val="variable"/>
+    <w:sig w:usb0="20000287" w:usb1="00000003" w:usb2="00000000" w:usb3="00000000" w:csb0="0000019F" w:csb1="00000000"/>
   </w:font>
 </w:fonts>
 </file>
@@ -6453,7 +6458,10 @@
     <w:rsid w:val="002F6806"/>
     <w:rsid w:val="00444A0A"/>
     <w:rsid w:val="006235DD"/>
+    <w:rsid w:val="007A3BC0"/>
+    <w:rsid w:val="0087409E"/>
     <w:rsid w:val="008C11F9"/>
+    <w:rsid w:val="00A4609F"/>
     <w:rsid w:val="00B06768"/>
     <w:rsid w:val="00C073A4"/>
     <w:rsid w:val="00CB228F"/>
@@ -6911,22 +6919,46 @@
     <w:name w:val="Placeholder Text"/>
     <w:basedOn w:val="DefaultParagraphFont"/>
     <w:uiPriority w:val="99"/>
-    <w:rsid w:val="00444A0A"/>
+    <w:rsid w:val="0087409E"/>
     <w:rPr>
       <w:color w:val="666666"/>
     </w:rPr>
   </w:style>
-  <w:style w:type="paragraph" w:customStyle="1" w:styleId="1A99B4502A7B4DC9BA4583E382DD24CF">
-    <w:name w:val="1A99B4502A7B4DC9BA4583E382DD24CF"/>
-    <w:rsid w:val="00B06768"/>
+  <w:style w:type="paragraph" w:customStyle="1" w:styleId="1A99B4502A7B4DC9BA4583E382DD24CF1">
+    <w:name w:val="1A99B4502A7B4DC9BA4583E382DD24CF1"/>
+    <w:rsid w:val="0087409E"/>
+    <w:pPr>
+      <w:spacing w:after="0" w:line="240" w:lineRule="auto"/>
+    </w:pPr>
+    <w:rPr>
+      <w:rFonts w:ascii="Times New Roman" w:eastAsia="Times New Roman" w:hAnsi="Times New Roman" w:cs="Times New Roman"/>
+      <w:kern w:val="0"/>
+      <w14:ligatures w14:val="none"/>
+    </w:rPr>
   </w:style>
-  <w:style w:type="paragraph" w:customStyle="1" w:styleId="DDA8F70E56B24E9E9AC37F316392B25C">
-    <w:name w:val="DDA8F70E56B24E9E9AC37F316392B25C"/>
-    <w:rsid w:val="00B06768"/>
+  <w:style w:type="paragraph" w:customStyle="1" w:styleId="12D81C672AD644E4B05CDAEF406B72861">
+    <w:name w:val="12D81C672AD644E4B05CDAEF406B72861"/>
+    <w:rsid w:val="0087409E"/>
+    <w:pPr>
+      <w:spacing w:after="0" w:line="240" w:lineRule="auto"/>
+    </w:pPr>
+    <w:rPr>
+      <w:rFonts w:ascii="Times New Roman" w:eastAsia="Times New Roman" w:hAnsi="Times New Roman" w:cs="Times New Roman"/>
+      <w:kern w:val="0"/>
+      <w14:ligatures w14:val="none"/>
+    </w:rPr>
   </w:style>
-  <w:style w:type="paragraph" w:customStyle="1" w:styleId="12D81C672AD644E4B05CDAEF406B7286">
-    <w:name w:val="12D81C672AD644E4B05CDAEF406B7286"/>
-    <w:rsid w:val="00444A0A"/>
+  <w:style w:type="paragraph" w:customStyle="1" w:styleId="DDA8F70E56B24E9E9AC37F316392B25C1">
+    <w:name w:val="DDA8F70E56B24E9E9AC37F316392B25C1"/>
+    <w:rsid w:val="0087409E"/>
+    <w:pPr>
+      <w:spacing w:after="0" w:line="240" w:lineRule="auto"/>
+    </w:pPr>
+    <w:rPr>
+      <w:rFonts w:ascii="Times New Roman" w:eastAsia="Times New Roman" w:hAnsi="Times New Roman" w:cs="Times New Roman"/>
+      <w:kern w:val="0"/>
+      <w14:ligatures w14:val="none"/>
+    </w:rPr>
   </w:style>
 </w:styles>
 </file>

--- a/discharge_template.docx
+++ b/discharge_template.docx
@@ -1858,6 +1858,7 @@
                   <w:listItem w:displayText="DR. YI NWE SOE" w:value="DR. YI NWE SOE"/>
                   <w:listItem w:displayText="DR. ROSHAN KUMAR DIKSHIT" w:value="DR. ROSHAN KUMAR DIKSHIT"/>
                   <w:listItem w:displayText="DR. SU LINN MYAT THU" w:value="DR. SU LINN MYAT THU"/>
+                  <w:listItem w:displayText="DR. ZIN CHIT LATT" w:value="DR. ZIN CHIT LATT"/>
                 </w:dropDownList>
               </w:sdtPr>
               <w:sdtContent>
@@ -1956,6 +1957,7 @@
                   <w:listItem w:displayText="DR. YI NWE SOE" w:value="DR. YI NWE SOE"/>
                   <w:listItem w:displayText="DR. ROSHAN KUMAR DIKSHIT" w:value="DR. ROSHAN KUMAR DIKSHIT"/>
                   <w:listItem w:displayText="DR. SU LINN MYAT THU" w:value="DR. SU LINN MYAT THU"/>
+                  <w:listItem w:displayText="DR. ZIN CHIT LATT" w:value="DR. ZIN CHIT LATT"/>
                 </w:dropDownList>
               </w:sdtPr>
               <w:sdtContent>
@@ -6352,7 +6354,7 @@
     <w:charset w:val="00"/>
     <w:family w:val="swiss"/>
     <w:pitch w:val="variable"/>
-    <w:sig w:usb0="E4002EFF" w:usb1="C200247B" w:usb2="00000009" w:usb3="00000000" w:csb0="000001FF" w:csb1="00000000"/>
+    <w:sig w:usb0="E4002EFF" w:usb1="C000247B" w:usb2="00000009" w:usb3="00000000" w:csb0="000001FF" w:csb1="00000000"/>
   </w:font>
   <w:font w:name="Courier New">
     <w:panose1 w:val="02070309020205020404"/>
@@ -6420,17 +6422,12 @@
     <w:pitch w:val="variable"/>
     <w:sig w:usb0="E00006FF" w:usb1="420024FF" w:usb2="02000000" w:usb3="00000000" w:csb0="0000019F" w:csb1="00000000"/>
   </w:font>
-  <w:font w:name="Aptos">
+  <w:font w:name="Calibri Light">
+    <w:panose1 w:val="020F0302020204030204"/>
     <w:charset w:val="00"/>
     <w:family w:val="swiss"/>
     <w:pitch w:val="variable"/>
-    <w:sig w:usb0="20000287" w:usb1="00000003" w:usb2="00000000" w:usb3="00000000" w:csb0="0000019F" w:csb1="00000000"/>
-  </w:font>
-  <w:font w:name="Aptos Display">
-    <w:charset w:val="00"/>
-    <w:family w:val="swiss"/>
-    <w:pitch w:val="variable"/>
-    <w:sig w:usb0="20000287" w:usb1="00000003" w:usb2="00000000" w:usb3="00000000" w:csb0="0000019F" w:csb1="00000000"/>
+    <w:sig w:usb0="E4002EFF" w:usb1="C000247B" w:usb2="00000009" w:usb3="00000000" w:csb0="000001FF" w:csb1="00000000"/>
   </w:font>
 </w:fonts>
 </file>
@@ -6456,6 +6453,7 @@
     <w:rsid w:val="00161235"/>
     <w:rsid w:val="001E2014"/>
     <w:rsid w:val="002F6806"/>
+    <w:rsid w:val="00380B44"/>
     <w:rsid w:val="00444A0A"/>
     <w:rsid w:val="006235DD"/>
     <w:rsid w:val="007A3BC0"/>
@@ -6465,6 +6463,7 @@
     <w:rsid w:val="00B06768"/>
     <w:rsid w:val="00C073A4"/>
     <w:rsid w:val="00CB228F"/>
+    <w:rsid w:val="00DF6671"/>
   </w:rsids>
   <m:mathPr>
     <m:mathFont m:val="Cambria Math"/>

--- a/discharge_template.docx
+++ b/discharge_template.docx
@@ -1858,7 +1858,7 @@
                   <w:listItem w:displayText="DR. YI NWE SOE" w:value="DR. YI NWE SOE"/>
                   <w:listItem w:displayText="DR. ROSHAN KUMAR DIKSHIT" w:value="DR. ROSHAN KUMAR DIKSHIT"/>
                   <w:listItem w:displayText="DR. SU LINN MYAT THU" w:value="DR. SU LINN MYAT THU"/>
-                  <w:listItem w:displayText="DR. ZIN CHIT LATT" w:value="DR. ZIN CHIT LATT"/>
+                  <w:listItem w:displayText="DR. NISHAN NEPAL" w:value="DR. NISHAN NEPAL"/>
                 </w:dropDownList>
               </w:sdtPr>
               <w:sdtContent>
@@ -1945,9 +1945,9 @@
                   <w:sz w:val="18"/>
                   <w:szCs w:val="18"/>
                 </w:rPr>
-                <w:id w:val="-1286425714"/>
+                <w:id w:val="-1082831776"/>
                 <w:placeholder>
-                  <w:docPart w:val="12D81C672AD644E4B05CDAEF406B7286"/>
+                  <w:docPart w:val="A8CF2A76C6AB45CA85F5201E66092AAC"/>
                 </w:placeholder>
                 <w:showingPlcHdr/>
                 <w:dropDownList>
@@ -1957,7 +1957,7 @@
                   <w:listItem w:displayText="DR. YI NWE SOE" w:value="DR. YI NWE SOE"/>
                   <w:listItem w:displayText="DR. ROSHAN KUMAR DIKSHIT" w:value="DR. ROSHAN KUMAR DIKSHIT"/>
                   <w:listItem w:displayText="DR. SU LINN MYAT THU" w:value="DR. SU LINN MYAT THU"/>
-                  <w:listItem w:displayText="DR. ZIN CHIT LATT" w:value="DR. ZIN CHIT LATT"/>
+                  <w:listItem w:displayText="DR. NISHAN NEPAL" w:value="DR. NISHAN NEPAL"/>
                 </w:dropDownList>
               </w:sdtPr>
               <w:sdtContent>
@@ -6267,7 +6267,7 @@
       <w:docPartBody>
         <w:p>
           <w:pPr>
-            <w:pStyle w:val="1A99B4502A7B4DC9BA4583E382DD24CF1"/>
+            <w:pStyle w:val="1A99B4502A7B4DC9BA4583E382DD24CF"/>
           </w:pPr>
           <w:r>
             <w:rPr>
@@ -6296,7 +6296,7 @@
       <w:docPartBody>
         <w:p>
           <w:pPr>
-            <w:pStyle w:val="DDA8F70E56B24E9E9AC37F316392B25C1"/>
+            <w:pStyle w:val="DDA8F70E56B24E9E9AC37F316392B25C"/>
           </w:pPr>
           <w:r>
             <w:rPr>
@@ -6309,7 +6309,7 @@
     </w:docPart>
     <w:docPart>
       <w:docPartPr>
-        <w:name w:val="12D81C672AD644E4B05CDAEF406B7286"/>
+        <w:name w:val="A8CF2A76C6AB45CA85F5201E66092AAC"/>
         <w:category>
           <w:name w:val="General"/>
           <w:gallery w:val="placeholder"/>
@@ -6320,12 +6320,12 @@
         <w:behaviors>
           <w:behavior w:val="content"/>
         </w:behaviors>
-        <w:guid w:val="{7C189E76-43DB-48BC-AC4E-9F64F7312E3E}"/>
+        <w:guid w:val="{BE9AAB9F-24D5-4D66-AD8E-45479F8E61DE}"/>
       </w:docPartPr>
       <w:docPartBody>
         <w:p>
           <w:pPr>
-            <w:pStyle w:val="12D81C672AD644E4B05CDAEF406B72861"/>
+            <w:pStyle w:val="A8CF2A76C6AB45CA85F5201E66092AAC"/>
           </w:pPr>
           <w:r>
             <w:rPr>
@@ -6354,7 +6354,7 @@
     <w:charset w:val="00"/>
     <w:family w:val="swiss"/>
     <w:pitch w:val="variable"/>
-    <w:sig w:usb0="E4002EFF" w:usb1="C000247B" w:usb2="00000009" w:usb3="00000000" w:csb0="000001FF" w:csb1="00000000"/>
+    <w:sig w:usb0="E4002EFF" w:usb1="C200247B" w:usb2="00000009" w:usb3="00000000" w:csb0="000001FF" w:csb1="00000000"/>
   </w:font>
   <w:font w:name="Courier New">
     <w:panose1 w:val="02070309020205020404"/>
@@ -6422,12 +6422,17 @@
     <w:pitch w:val="variable"/>
     <w:sig w:usb0="E00006FF" w:usb1="420024FF" w:usb2="02000000" w:usb3="00000000" w:csb0="0000019F" w:csb1="00000000"/>
   </w:font>
-  <w:font w:name="Calibri Light">
-    <w:panose1 w:val="020F0302020204030204"/>
+  <w:font w:name="Aptos">
     <w:charset w:val="00"/>
     <w:family w:val="swiss"/>
     <w:pitch w:val="variable"/>
-    <w:sig w:usb0="E4002EFF" w:usb1="C000247B" w:usb2="00000009" w:usb3="00000000" w:csb0="000001FF" w:csb1="00000000"/>
+    <w:sig w:usb0="20000287" w:usb1="00000003" w:usb2="00000000" w:usb3="00000000" w:csb0="0000019F" w:csb1="00000000"/>
+  </w:font>
+  <w:font w:name="Aptos Display">
+    <w:charset w:val="00"/>
+    <w:family w:val="swiss"/>
+    <w:pitch w:val="variable"/>
+    <w:sig w:usb0="20000287" w:usb1="00000003" w:usb2="00000000" w:usb3="00000000" w:csb0="0000019F" w:csb1="00000000"/>
   </w:font>
 </w:fonts>
 </file>
@@ -6449,6 +6454,7 @@
   <w:rsids>
     <w:rsidRoot w:val="00B06768"/>
     <w:rsid w:val="000A5851"/>
+    <w:rsid w:val="000E7A3E"/>
     <w:rsid w:val="00151294"/>
     <w:rsid w:val="00161235"/>
     <w:rsid w:val="001E2014"/>
@@ -6457,6 +6463,8 @@
     <w:rsid w:val="00444A0A"/>
     <w:rsid w:val="006235DD"/>
     <w:rsid w:val="007A3BC0"/>
+    <w:rsid w:val="008071C2"/>
+    <w:rsid w:val="00831911"/>
     <w:rsid w:val="0087409E"/>
     <w:rsid w:val="008C11F9"/>
     <w:rsid w:val="00A4609F"/>
@@ -6918,14 +6926,18 @@
     <w:name w:val="Placeholder Text"/>
     <w:basedOn w:val="DefaultParagraphFont"/>
     <w:uiPriority w:val="99"/>
-    <w:rsid w:val="0087409E"/>
+    <w:rsid w:val="000E7A3E"/>
     <w:rPr>
       <w:color w:val="666666"/>
     </w:rPr>
   </w:style>
-  <w:style w:type="paragraph" w:customStyle="1" w:styleId="1A99B4502A7B4DC9BA4583E382DD24CF1">
-    <w:name w:val="1A99B4502A7B4DC9BA4583E382DD24CF1"/>
-    <w:rsid w:val="0087409E"/>
+  <w:style w:type="paragraph" w:customStyle="1" w:styleId="A8CF2A76C6AB45CA85F5201E66092AAC">
+    <w:name w:val="A8CF2A76C6AB45CA85F5201E66092AAC"/>
+    <w:rsid w:val="000E7A3E"/>
+  </w:style>
+  <w:style w:type="paragraph" w:customStyle="1" w:styleId="1A99B4502A7B4DC9BA4583E382DD24CF">
+    <w:name w:val="1A99B4502A7B4DC9BA4583E382DD24CF"/>
+    <w:rsid w:val="000E7A3E"/>
     <w:pPr>
       <w:spacing w:after="0" w:line="240" w:lineRule="auto"/>
     </w:pPr>
@@ -6935,9 +6947,9 @@
       <w14:ligatures w14:val="none"/>
     </w:rPr>
   </w:style>
-  <w:style w:type="paragraph" w:customStyle="1" w:styleId="12D81C672AD644E4B05CDAEF406B72861">
-    <w:name w:val="12D81C672AD644E4B05CDAEF406B72861"/>
-    <w:rsid w:val="0087409E"/>
+  <w:style w:type="paragraph" w:customStyle="1" w:styleId="12D81C672AD644E4B05CDAEF406B7286">
+    <w:name w:val="12D81C672AD644E4B05CDAEF406B7286"/>
+    <w:rsid w:val="000E7A3E"/>
     <w:pPr>
       <w:spacing w:after="0" w:line="240" w:lineRule="auto"/>
     </w:pPr>
@@ -6947,9 +6959,9 @@
       <w14:ligatures w14:val="none"/>
     </w:rPr>
   </w:style>
-  <w:style w:type="paragraph" w:customStyle="1" w:styleId="DDA8F70E56B24E9E9AC37F316392B25C1">
-    <w:name w:val="DDA8F70E56B24E9E9AC37F316392B25C1"/>
-    <w:rsid w:val="0087409E"/>
+  <w:style w:type="paragraph" w:customStyle="1" w:styleId="DDA8F70E56B24E9E9AC37F316392B25C">
+    <w:name w:val="DDA8F70E56B24E9E9AC37F316392B25C"/>
+    <w:rsid w:val="000E7A3E"/>
     <w:pPr>
       <w:spacing w:after="0" w:line="240" w:lineRule="auto"/>
     </w:pPr>
